--- a/NFR_Voice_Transmission_Receission/MDK-ARM/过程记录.docx
+++ b/NFR_Voice_Transmission_Receission/MDK-ARM/过程记录.docx
@@ -141,7 +141,6 @@
           <w:spacing w:val="0"/>
           <w:sz w:val="18"/>
           <w:szCs w:val="18"/>
-          <w:bdr w:val="none" w:color="auto" w:sz="0" w:space="0"/>
           <w:shd w:val="clear" w:fill="EBEEF2"/>
         </w:rPr>
         <w:t>is_packet_prepared</w:t>
@@ -196,13 +195,6 @@
       </w:r>
     </w:p>
     <w:p>
-      <w:pPr>
-        <w:rPr>
-          <w:rFonts w:hint="default"/>
-          <w:lang w:val="en-US" w:eastAsia="zh-CN"/>
-        </w:rPr>
-      </w:pPr>
-      <w:bookmarkStart w:id="0" w:name="_GoBack"/>
       <w:r>
         <w:drawing>
           <wp:inline distT="0" distB="0" distL="114300" distR="114300">
@@ -246,6 +238,60 @@
           </wp:inline>
         </w:drawing>
       </w:r>
+    </w:p>
+    <w:p>
+      <w:pPr>
+        <w:rPr>
+          <w:rFonts w:hint="default"/>
+          <w:lang w:val="en-US" w:eastAsia="zh-CN"/>
+        </w:rPr>
+      </w:pPr>
+      <w:r>
+        <w:drawing>
+          <wp:inline distT="0" distB="0" distL="114300" distR="114300">
+            <wp:extent cx="5272405" cy="2414905"/>
+            <wp:effectExtent l="0" t="0" r="635" b="8255"/>
+            <wp:docPr id="4" name="图片 1"/>
+            <wp:cNvGraphicFramePr>
+              <a:graphicFrameLocks xmlns:a="http://schemas.openxmlformats.org/drawingml/2006/main" noChangeAspect="1"/>
+            </wp:cNvGraphicFramePr>
+            <a:graphic xmlns:a="http://schemas.openxmlformats.org/drawingml/2006/main">
+              <a:graphicData uri="http://schemas.openxmlformats.org/drawingml/2006/picture">
+                <pic:pic xmlns:pic="http://schemas.openxmlformats.org/drawingml/2006/picture">
+                  <pic:nvPicPr>
+                    <pic:cNvPr id="4" name="图片 1"/>
+                    <pic:cNvPicPr>
+                      <a:picLocks noChangeAspect="1"/>
+                    </pic:cNvPicPr>
+                  </pic:nvPicPr>
+                  <pic:blipFill>
+                    <a:blip r:embed="rId7">
+                      <a:lum bright="-6000"/>
+                    </a:blip>
+                    <a:stretch>
+                      <a:fillRect/>
+                    </a:stretch>
+                  </pic:blipFill>
+                  <pic:spPr>
+                    <a:xfrm>
+                      <a:off x="0" y="0"/>
+                      <a:ext cx="5272405" cy="2414905"/>
+                    </a:xfrm>
+                    <a:prstGeom prst="rect">
+                      <a:avLst/>
+                    </a:prstGeom>
+                    <a:noFill/>
+                    <a:ln>
+                      <a:noFill/>
+                    </a:ln>
+                  </pic:spPr>
+                </pic:pic>
+              </a:graphicData>
+            </a:graphic>
+          </wp:inline>
+        </w:drawing>
+      </w:r>
+      <w:bookmarkStart w:id="0" w:name="_GoBack"/>
       <w:bookmarkEnd w:id="0"/>
     </w:p>
     <w:sectPr>
@@ -361,11 +407,11 @@
     <w:lsdException w:unhideWhenUsed="0" w:uiPriority="0" w:semiHidden="0" w:name="Document Map"/>
     <w:lsdException w:unhideWhenUsed="0" w:uiPriority="0" w:semiHidden="0" w:name="Plain Text"/>
     <w:lsdException w:unhideWhenUsed="0" w:uiPriority="0" w:semiHidden="0" w:name="E-mail Signature"/>
-    <w:lsdException w:unhideWhenUsed="0" w:uiPriority="0" w:semiHidden="0" w:name="Normal (Web)"/>
+    <w:lsdException w:qFormat="1" w:unhideWhenUsed="0" w:uiPriority="0" w:semiHidden="0" w:name="Normal (Web)"/>
     <w:lsdException w:unhideWhenUsed="0" w:uiPriority="0" w:semiHidden="0" w:name="HTML Acronym"/>
     <w:lsdException w:unhideWhenUsed="0" w:uiPriority="0" w:semiHidden="0" w:name="HTML Address"/>
     <w:lsdException w:unhideWhenUsed="0" w:uiPriority="0" w:semiHidden="0" w:name="HTML Cite"/>
-    <w:lsdException w:unhideWhenUsed="0" w:uiPriority="0" w:semiHidden="0" w:name="HTML Code"/>
+    <w:lsdException w:qFormat="1" w:unhideWhenUsed="0" w:uiPriority="0" w:semiHidden="0" w:name="HTML Code"/>
     <w:lsdException w:unhideWhenUsed="0" w:uiPriority="0" w:semiHidden="0" w:name="HTML Definition"/>
     <w:lsdException w:unhideWhenUsed="0" w:uiPriority="0" w:semiHidden="0" w:name="HTML Keyboard"/>
     <w:lsdException w:unhideWhenUsed="0" w:uiPriority="0" w:semiHidden="0" w:name="HTML Preformatted"/>
@@ -556,6 +602,7 @@
   <w:style w:type="paragraph" w:styleId="2">
     <w:name w:val="Normal (Web)"/>
     <w:basedOn w:val="1"/>
+    <w:qFormat/>
     <w:uiPriority w:val="0"/>
     <w:rPr>
       <w:sz w:val="24"/>
@@ -573,6 +620,7 @@
   <w:style w:type="character" w:styleId="6">
     <w:name w:val="HTML Code"/>
     <w:basedOn w:val="4"/>
+    <w:qFormat/>
     <w:uiPriority w:val="0"/>
     <w:rPr>
       <w:rFonts w:ascii="Courier New" w:hAnsi="Courier New"/>
